--- a/ProjectDefinition/ProjectDefinition.docx
+++ b/ProjectDefinition/ProjectDefinition.docx
@@ -9,470 +9,788 @@
     </w:p>
     <w:p>
       <w:pPr>
-        <w:jc w:val="center"/>
-      </w:pPr>
-      <w:r>
-        <w:t xml:space="preserve">Project: </w:t>
-      </w:r>
-      <w:r>
+        <w:spacing w:line="308" w:lineRule="auto"/>
+        <w:jc w:val="center"/>
+        <w:rPr>
+          <w:lang w:val="es-EC"/>
+        </w:rPr>
+      </w:pPr>
+      <w:r>
+        <w:rPr>
+          <w:lang w:val="es-EC"/>
+        </w:rPr>
+        <w:t xml:space="preserve">UNIVERSIDAD DE LAS </w:t>
+      </w:r>
+      <w:r>
+        <w:t>FUERZAS</w:t>
+      </w:r>
+      <w:r>
+        <w:rPr>
+          <w:lang w:val="es-EC"/>
+        </w:rPr>
+        <w:t xml:space="preserve"> A</w:t>
+      </w:r>
+      <w:r>
+        <w:t>RMADAS ESPE</w:t>
+      </w:r>
+    </w:p>
+    <w:p>
+      <w:pPr>
+        <w:spacing w:line="308" w:lineRule="auto"/>
+        <w:jc w:val="center"/>
+        <w:rPr>
+          <w:lang w:val="es-EC"/>
+        </w:rPr>
+      </w:pPr>
+    </w:p>
+    <w:p>
+      <w:pPr>
+        <w:spacing w:line="308" w:lineRule="auto"/>
+        <w:jc w:val="center"/>
+        <w:rPr>
+          <w:lang w:val="en-US"/>
+        </w:rPr>
+      </w:pPr>
+      <w:r>
+        <w:rPr>
+          <w:lang w:val="en-US"/>
+        </w:rPr>
+        <w:t xml:space="preserve">DEPARTMENT OF COMPUTER SCIENCE </w:t>
+      </w:r>
+    </w:p>
+    <w:p>
+      <w:pPr>
+        <w:spacing w:line="308" w:lineRule="auto"/>
+        <w:rPr>
+          <w:i/>
+          <w:iCs/>
+          <w:u w:val="single"/>
+          <w:lang w:val="en-US"/>
+        </w:rPr>
+      </w:pPr>
+    </w:p>
+    <w:p>
+      <w:pPr>
+        <w:spacing w:line="308" w:lineRule="auto"/>
+        <w:jc w:val="center"/>
+        <w:rPr>
+          <w:lang w:val="en-US"/>
+        </w:rPr>
+      </w:pPr>
+      <w:r>
+        <w:rPr>
+          <w:lang w:val="en-US"/>
+        </w:rPr>
+        <w:t>Object-Oriented Programming</w:t>
+      </w:r>
+    </w:p>
+    <w:p>
+      <w:pPr>
+        <w:spacing w:line="308" w:lineRule="auto"/>
+        <w:jc w:val="center"/>
+        <w:rPr>
+          <w:lang w:val="en-US"/>
+        </w:rPr>
+      </w:pPr>
+    </w:p>
+    <w:p>
+      <w:pPr>
+        <w:spacing w:line="308" w:lineRule="auto"/>
+        <w:jc w:val="center"/>
+        <w:rPr>
+          <w:lang w:val="en-US"/>
+        </w:rPr>
+      </w:pPr>
+      <w:r>
+        <w:rPr>
+          <w:lang w:val="en-US"/>
+        </w:rPr>
+        <w:t xml:space="preserve">Homework </w:t>
+      </w:r>
+      <w:r>
+        <w:rPr>
+          <w:lang w:val="en-US"/>
+        </w:rPr>
+        <w:t>4</w:t>
+      </w:r>
+      <w:r>
+        <w:rPr>
+          <w:lang w:val="en-US"/>
+        </w:rPr>
+        <w:t>-Pro</w:t>
+      </w:r>
+      <w:r>
+        <w:rPr>
+          <w:lang w:val="en-US"/>
+        </w:rPr>
+        <w:t>ject Definition</w:t>
+      </w:r>
+    </w:p>
+    <w:p>
+      <w:pPr>
+        <w:spacing w:line="308" w:lineRule="auto"/>
+        <w:jc w:val="center"/>
+        <w:rPr>
+          <w:lang w:val="en-US"/>
+        </w:rPr>
+      </w:pPr>
+      <w:r>
+        <w:rPr>
+          <w:lang w:val="en-US"/>
+        </w:rPr>
+        <w:t xml:space="preserve"> </w:t>
+      </w:r>
+    </w:p>
+    <w:p>
+      <w:pPr>
+        <w:spacing w:line="308" w:lineRule="auto"/>
+        <w:jc w:val="center"/>
+        <w:rPr>
+          <w:lang w:val="en-US"/>
+        </w:rPr>
+      </w:pPr>
+      <w:r>
+        <w:rPr>
+          <w:lang w:val="en-US"/>
+        </w:rPr>
+        <w:t>Group N°1</w:t>
+      </w:r>
+    </w:p>
+    <w:p>
+      <w:pPr>
+        <w:jc w:val="center"/>
+        <w:rPr>
+          <w:lang w:val="en-US"/>
+        </w:rPr>
+      </w:pPr>
+      <w:r>
+        <w:rPr>
+          <w:lang w:val="en-US"/>
+        </w:rPr>
+        <w:t>Project:  Liquor Store System</w:t>
+      </w:r>
+    </w:p>
+    <w:p>
+      <w:pPr>
+        <w:jc w:val="center"/>
+        <w:rPr>
+          <w:lang w:val="en-US"/>
+        </w:rPr>
+      </w:pPr>
+      <w:r>
+        <w:rPr>
+          <w:lang w:val="en-US"/>
+        </w:rPr>
+        <w:t>Team Name: Logical Lords</w:t>
+      </w:r>
+    </w:p>
+    <w:p>
+      <w:pPr>
+        <w:spacing w:line="308" w:lineRule="auto"/>
+        <w:rPr>
+          <w:lang w:val="en-US"/>
+        </w:rPr>
+      </w:pPr>
+    </w:p>
+    <w:p>
+      <w:pPr>
+        <w:spacing w:line="308" w:lineRule="auto"/>
+        <w:jc w:val="center"/>
+        <w:rPr>
+          <w:lang w:val="es-EC"/>
+        </w:rPr>
+      </w:pPr>
+      <w:proofErr w:type="spellStart"/>
+      <w:r>
+        <w:rPr>
+          <w:lang w:val="es-EC"/>
+        </w:rPr>
+        <w:t>Members</w:t>
+      </w:r>
+      <w:proofErr w:type="spellEnd"/>
+      <w:r>
+        <w:rPr>
+          <w:lang w:val="es-EC"/>
+        </w:rPr>
+        <w:t>:</w:t>
+      </w:r>
+    </w:p>
+    <w:p>
+      <w:pPr>
+        <w:spacing w:line="308" w:lineRule="auto"/>
+        <w:jc w:val="center"/>
+        <w:rPr>
+          <w:lang w:val="es-EC"/>
+        </w:rPr>
+      </w:pPr>
+      <w:hyperlink r:id="rId6">
+        <w:r>
+          <w:rPr>
+            <w:lang w:val="es-EC"/>
+          </w:rPr>
+          <w:t xml:space="preserve">Isaac </w:t>
+        </w:r>
+        <w:proofErr w:type="spellStart"/>
+        <w:r>
+          <w:rPr>
+            <w:lang w:val="es-EC"/>
+          </w:rPr>
+          <w:t>Sebastian</w:t>
+        </w:r>
+        <w:proofErr w:type="spellEnd"/>
+        <w:r>
+          <w:rPr>
+            <w:lang w:val="es-EC"/>
+          </w:rPr>
+          <w:t xml:space="preserve"> Acurio Catota</w:t>
+        </w:r>
+      </w:hyperlink>
+      <w:r>
+        <w:rPr>
+          <w:lang w:val="es-EC"/>
+        </w:rPr>
+        <w:t xml:space="preserve"> </w:t>
+      </w:r>
+    </w:p>
+    <w:p>
+      <w:pPr>
+        <w:spacing w:line="308" w:lineRule="auto"/>
+        <w:jc w:val="center"/>
+      </w:pPr>
+      <w:r>
+        <w:t>Armas Guaño Demian Rolando</w:t>
+      </w:r>
+    </w:p>
+    <w:p>
+      <w:pPr>
+        <w:spacing w:line="308" w:lineRule="auto"/>
+        <w:jc w:val="center"/>
+      </w:pPr>
+      <w:r>
+        <w:t>Enrique Mateo Ayala Lagunas</w:t>
+      </w:r>
+    </w:p>
+    <w:p>
+      <w:pPr>
+        <w:spacing w:line="308" w:lineRule="auto"/>
+        <w:jc w:val="center"/>
+      </w:pPr>
+    </w:p>
+    <w:p>
+      <w:pPr>
+        <w:spacing w:line="308" w:lineRule="auto"/>
+      </w:pPr>
+    </w:p>
+    <w:p>
+      <w:pPr>
+        <w:spacing w:line="308" w:lineRule="auto"/>
+        <w:jc w:val="center"/>
+        <w:rPr>
+          <w:lang w:val="es-EC"/>
+        </w:rPr>
+      </w:pPr>
+      <w:r>
+        <w:rPr>
+          <w:lang w:val="es-EC"/>
+        </w:rPr>
+        <w:t>Instructor: Edison Lascano PhD</w:t>
+      </w:r>
+    </w:p>
+    <w:p>
+      <w:pPr>
+        <w:spacing w:line="308" w:lineRule="auto"/>
+        <w:jc w:val="center"/>
+        <w:rPr>
+          <w:lang w:val="en-US"/>
+        </w:rPr>
+      </w:pPr>
+      <w:r>
+        <w:rPr>
+          <w:lang w:val="en-US"/>
+        </w:rPr>
+        <w:t>NRC: 36862</w:t>
+      </w:r>
+    </w:p>
+    <w:p>
+      <w:pPr>
+        <w:jc w:val="center"/>
+        <w:rPr>
+          <w:lang w:val="en-US"/>
+        </w:rPr>
+      </w:pPr>
+    </w:p>
+    <w:p>
+      <w:pPr>
+        <w:spacing w:line="278" w:lineRule="auto"/>
+        <w:jc w:val="center"/>
+        <w:rPr>
+          <w:lang w:val="en-US"/>
+        </w:rPr>
+      </w:pPr>
+      <w:r>
+        <w:rPr>
+          <w:lang w:val="en-US"/>
+        </w:rPr>
+        <w:t xml:space="preserve">October </w:t>
+      </w:r>
+      <w:r>
+        <w:rPr>
+          <w:lang w:val="en-US"/>
+        </w:rPr>
+        <w:t>7</w:t>
+      </w:r>
+      <w:r>
+        <w:rPr>
+          <w:lang w:val="en-US"/>
+        </w:rPr>
+        <w:t>, 2026</w:t>
+      </w:r>
+    </w:p>
+    <w:p>
+      <w:pPr>
+        <w:spacing w:line="278" w:lineRule="auto"/>
+        <w:jc w:val="center"/>
+        <w:rPr>
+          <w:lang w:val="en-US"/>
+        </w:rPr>
+      </w:pPr>
+      <w:r>
+        <w:rPr>
+          <w:lang w:val="en-US"/>
+        </w:rPr>
+        <w:t>Quito – Ecuador</w:t>
+      </w:r>
+    </w:p>
+    <w:p>
+      <w:pPr>
+        <w:spacing w:line="278" w:lineRule="auto"/>
+        <w:jc w:val="center"/>
+        <w:rPr>
+          <w:lang w:val="en-US"/>
+        </w:rPr>
+      </w:pPr>
+    </w:p>
+    <w:p>
+      <w:pPr>
+        <w:spacing w:line="278" w:lineRule="auto"/>
+        <w:jc w:val="center"/>
+        <w:rPr>
+          <w:lang w:val="en-US"/>
+        </w:rPr>
+      </w:pPr>
+    </w:p>
+    <w:p>
+      <w:pPr>
+        <w:pStyle w:val="Ttulo2"/>
+        <w:rPr>
+          <w:rFonts w:ascii="Times New Roman" w:hAnsi="Times New Roman" w:cs="Times New Roman"/>
+          <w:color w:val="auto"/>
+          <w:sz w:val="24"/>
+          <w:szCs w:val="24"/>
+          <w:lang w:val="en-US"/>
+        </w:rPr>
+      </w:pPr>
+      <w:r>
+        <w:rPr>
+          <w:rFonts w:ascii="Times New Roman" w:hAnsi="Times New Roman" w:cs="Times New Roman"/>
+          <w:color w:val="auto"/>
+          <w:sz w:val="24"/>
+          <w:szCs w:val="24"/>
+          <w:lang w:val="en-US"/>
+        </w:rPr>
+        <w:lastRenderedPageBreak/>
+        <w:t xml:space="preserve"> Problem</w:t>
+      </w:r>
+    </w:p>
+    <w:p>
+      <w:pPr>
+        <w:pStyle w:val="NormalWeb"/>
+        <w:rPr>
+          <w:lang w:val="en-US"/>
+        </w:rPr>
+      </w:pPr>
+      <w:r>
+        <w:rPr>
+          <w:lang w:val="en-US"/>
+        </w:rPr>
+        <w:t>The liquor store currently manages its operations through a combination of manual records and information kept on a mobile phone. These records are not centralized, making it difficult for the owner to maintain a consistent view of product quantities, customer debts, and cash movements.</w:t>
+      </w:r>
+    </w:p>
+    <w:p>
+      <w:pPr>
+        <w:pStyle w:val="NormalWeb"/>
+        <w:rPr>
+          <w:lang w:val="en-US"/>
+        </w:rPr>
+      </w:pPr>
+      <w:r>
+        <w:rPr>
+          <w:lang w:val="en-US"/>
+        </w:rPr>
+        <w:t>Inventory management is one of the main concerns because the owner needs to know which products are available and which require restocking. Supplier information and pending purchase orders also need organized records to support replenishment. Similarly, customer credit purchases and subsequent payments must be recorded consistently so that outstanding balances can be checked accurately.</w:t>
+      </w:r>
+    </w:p>
+    <w:p>
+      <w:pPr>
+        <w:pStyle w:val="NormalWeb"/>
+        <w:rPr>
+          <w:lang w:val="en-US"/>
+        </w:rPr>
+      </w:pPr>
+      <w:r>
+        <w:rPr>
+          <w:lang w:val="en-US"/>
+        </w:rPr>
+        <w:t>At the end of the day, the owner needs to compare the expected cash balance with the money physically available. This requires distinguishing between sales, money actually received, customer debt payments, and expenses. The owner also needs to identify which sales were made personally and which were made by the employee.</w:t>
+      </w:r>
+    </w:p>
+    <w:p>
+      <w:pPr>
+        <w:pStyle w:val="NormalWeb"/>
+        <w:rPr>
+          <w:lang w:val="en-US"/>
+        </w:rPr>
+      </w:pPr>
+      <w:r>
+        <w:rPr>
+          <w:lang w:val="en-US"/>
+        </w:rPr>
+        <w:t>The business requires a clear pricing rule to calculate selling prices and evaluate the expected gross profit from product sales. Discounts must also follow defined conditions to prevent inconsistent charges and calculation errors.</w:t>
+      </w:r>
+    </w:p>
+    <w:p>
+      <w:pPr>
+        <w:pStyle w:val="NormalWeb"/>
+        <w:rPr>
+          <w:lang w:val="en-US"/>
+        </w:rPr>
+      </w:pPr>
+      <w:r>
+        <w:rPr>
+          <w:lang w:val="en-US"/>
+        </w:rPr>
+        <w:t>These difficulties create a risk of stock shortages, incorrect customer balances, pricing errors, and unexplained cash differences. The project therefore addresses the need for a centralized system that records these operations and provides reliable information for daily business decisions.</w:t>
+      </w:r>
+    </w:p>
+    <w:p>
+      <w:pPr>
+        <w:pStyle w:val="Ttulo2"/>
+        <w:rPr>
+          <w:rFonts w:ascii="Times New Roman" w:hAnsi="Times New Roman" w:cs="Times New Roman"/>
+          <w:color w:val="auto"/>
+          <w:sz w:val="24"/>
+          <w:szCs w:val="24"/>
+          <w:lang w:val="en-US"/>
+        </w:rPr>
+      </w:pPr>
+      <w:r>
+        <w:rPr>
+          <w:rFonts w:ascii="Times New Roman" w:hAnsi="Times New Roman" w:cs="Times New Roman"/>
+          <w:color w:val="auto"/>
+          <w:sz w:val="24"/>
+          <w:szCs w:val="24"/>
+          <w:lang w:val="en-US"/>
+        </w:rPr>
+        <w:t xml:space="preserve"> Overview</w:t>
+      </w:r>
+    </w:p>
+    <w:p>
+      <w:pPr>
+        <w:pStyle w:val="NormalWeb"/>
+        <w:rPr>
+          <w:lang w:val="en-US"/>
+        </w:rPr>
+      </w:pPr>
+      <w:r>
+        <w:rPr>
+          <w:lang w:val="en-US"/>
+        </w:rPr>
+        <w:t>Liquor Store System arises from the need to overcome the manual limitations and disorganization affecting the liquor store’s daily operations. Its main objective is to centralize business information and help the owner maintain accurate inventory records, organize customer debts, monitor sales, and reconcile cash movements.</w:t>
+      </w:r>
+    </w:p>
+    <w:p>
+      <w:pPr>
+        <w:pStyle w:val="NormalWeb"/>
+        <w:rPr>
+          <w:lang w:val="en-US"/>
+        </w:rPr>
+      </w:pPr>
+      <w:r>
+        <w:rPr>
+          <w:lang w:val="en-US"/>
+        </w:rPr>
+        <w:t>The system will provide an updated view of available inventory after each recorded operation, helping the owner identify products that require restocking. It will also organize supplier information and pending purchase orders, supporting the replenishment process. A dedicated section for credit sales will record customer debts and payments, allowing the owner to check who owes money and each customer’s outstanding balance.</w:t>
+      </w:r>
+    </w:p>
+    <w:p>
+      <w:pPr>
+        <w:pStyle w:val="NormalWeb"/>
+        <w:rPr>
+          <w:lang w:val="en-US"/>
+        </w:rPr>
+      </w:pPr>
+      <w:r>
+        <w:rPr>
+          <w:lang w:val="en-US"/>
+        </w:rPr>
+        <w:t>To support daily cash reconciliation, the system will distinguish between sales made by the owner and those made by the employee. It will record payments received at the time of sale, collections of outstanding customer debts, and expenses so that the expected cash balance can be compared with the amount physically available. The system will also support the calculation of selling prices and gross profit according to agreed business rules, automatically apply discounts when their conditions are met, and provide reports on sales and best-selling products.</w:t>
+      </w:r>
+      <w:r>
+        <w:rPr>
+          <w:lang w:val="en-US"/>
+        </w:rPr>
+        <w:t xml:space="preserve"> Before completing a sale, the system will remind the cashier to verify the customer's age and request confirmation that the check has been performed.</w:t>
+      </w:r>
+    </w:p>
+    <w:p>
+      <w:pPr>
+        <w:pStyle w:val="NormalWeb"/>
+        <w:rPr>
+          <w:lang w:val="en-US"/>
+        </w:rPr>
+      </w:pPr>
+    </w:p>
+    <w:p>
+      <w:pPr>
+        <w:pStyle w:val="NormalWeb"/>
+        <w:rPr>
+          <w:lang w:val="en-US"/>
+        </w:rPr>
+      </w:pPr>
+      <w:r>
+        <w:rPr>
+          <w:lang w:val="en-US"/>
+        </w:rPr>
+        <w:lastRenderedPageBreak/>
+        <w:t>The project will be developed in stages, initially focusing on the operations of a single liquor store. This approach will allow the team to validate its behavior with the client and extend it as needs are confirmed. The expected result is more consistent records, fewer calculation errors, and reliable information for purchasing and daily management decisions.</w:t>
+      </w:r>
+    </w:p>
+    <w:p>
+      <w:pPr>
+        <w:pStyle w:val="Ttulo2"/>
+        <w:rPr>
+          <w:rFonts w:ascii="Times New Roman" w:hAnsi="Times New Roman" w:cs="Times New Roman"/>
+          <w:color w:val="auto"/>
+          <w:sz w:val="24"/>
+          <w:szCs w:val="24"/>
+          <w:lang w:val="en-US"/>
+        </w:rPr>
+      </w:pPr>
+      <w:r>
+        <w:rPr>
+          <w:rFonts w:ascii="Times New Roman" w:hAnsi="Times New Roman" w:cs="Times New Roman"/>
+          <w:color w:val="auto"/>
+          <w:sz w:val="24"/>
+          <w:szCs w:val="24"/>
+          <w:lang w:val="en-US"/>
+        </w:rPr>
+        <w:t>Background</w:t>
+      </w:r>
+    </w:p>
+    <w:p>
+      <w:pPr>
+        <w:pStyle w:val="NormalWeb"/>
+        <w:rPr>
+          <w:lang w:val="en-US"/>
+        </w:rPr>
+      </w:pPr>
+      <w:r>
+        <w:rPr>
+          <w:lang w:val="en-US"/>
+        </w:rPr>
+        <w:t>The project is based on the daily operations of a liquor store managed by its owner with the support of an employee. The business currently combines manual records with information kept on a mobile phone to manage activities such as sales, inventory, customer credit, and payments.</w:t>
+      </w:r>
+    </w:p>
+    <w:p>
+      <w:pPr>
+        <w:pStyle w:val="NormalWeb"/>
+        <w:rPr>
+          <w:lang w:val="en-US"/>
+        </w:rPr>
+      </w:pPr>
+      <w:r>
+        <w:rPr>
+          <w:lang w:val="en-US"/>
+        </w:rPr>
+        <w:t>These activities are closely related. Completed sales reduce the quantities of available products, while supplier deliveries replenish inventory. Purchase orders help organize restocking, and information about best-selling products supports purchasing decisions. Purchase costs, selling prices, and discounts also influence the gross profit obtained from sales.</w:t>
+      </w:r>
+    </w:p>
+    <w:p>
+      <w:pPr>
+        <w:pStyle w:val="NormalWeb"/>
+        <w:rPr>
+          <w:lang w:val="en-US"/>
+        </w:rPr>
+      </w:pPr>
+      <w:r>
+        <w:rPr>
+          <w:lang w:val="en-US"/>
+        </w:rPr>
+        <w:t>Customer credit introduces an additional distinction between selling a product and receiving payment. A credit sale creates an outstanding balance, while subsequent payments reduce that debt and must be recorded separately. Similarly, daily cash reconciliation requires identifying the money received, expenses paid, and the person responsible for each operation.</w:t>
+      </w:r>
+    </w:p>
+    <w:p>
+      <w:pPr>
+        <w:pStyle w:val="NormalWeb"/>
+        <w:rPr>
+          <w:lang w:val="en-US"/>
+        </w:rPr>
+      </w:pPr>
+      <w:r>
+        <w:rPr>
+          <w:lang w:val="en-US"/>
+        </w:rPr>
+        <w:t>This operational context motivates the development of Liquor Store System as an academic project connected to a real client. Understanding these relationships provides the basis for defining the system’s requirements and developing a solution that can be validated with the owner and expanded in later stages.</w:t>
+      </w:r>
+    </w:p>
+    <w:p>
+      <w:pPr>
+        <w:ind w:firstLine="708"/>
         <w:rPr>
           <w:b w:val="0"/>
           <w:bCs w:val="0"/>
-        </w:rPr>
-        <w:t>System Liquer Store</w:t>
-      </w:r>
-    </w:p>
-    <w:p>
-      <w:pPr>
-        <w:jc w:val="center"/>
-      </w:pPr>
-      <w:proofErr w:type="spellStart"/>
-      <w:r>
-        <w:t>Team</w:t>
-      </w:r>
-      <w:proofErr w:type="spellEnd"/>
-      <w:r>
-        <w:t xml:space="preserve"> </w:t>
-      </w:r>
-      <w:proofErr w:type="spellStart"/>
-      <w:r>
-        <w:t>Name</w:t>
-      </w:r>
-      <w:proofErr w:type="spellEnd"/>
-      <w:r>
-        <w:t>:</w:t>
-      </w:r>
-      <w:r>
-        <w:rPr>
-          <w:b w:val="0"/>
-          <w:bCs w:val="0"/>
-        </w:rPr>
-        <w:t xml:space="preserve"> </w:t>
-      </w:r>
-      <w:proofErr w:type="spellStart"/>
-      <w:r>
-        <w:rPr>
-          <w:b w:val="0"/>
-          <w:bCs w:val="0"/>
-        </w:rPr>
-        <w:t>L</w:t>
-      </w:r>
-      <w:r>
-        <w:rPr>
-          <w:b w:val="0"/>
-          <w:bCs w:val="0"/>
-        </w:rPr>
-        <w:t>ogical</w:t>
-      </w:r>
-      <w:proofErr w:type="spellEnd"/>
-      <w:r>
-        <w:rPr>
-          <w:b w:val="0"/>
-          <w:bCs w:val="0"/>
-        </w:rPr>
-        <w:t xml:space="preserve"> </w:t>
-      </w:r>
-      <w:proofErr w:type="spellStart"/>
-      <w:r>
-        <w:rPr>
-          <w:b w:val="0"/>
-          <w:bCs w:val="0"/>
-        </w:rPr>
-        <w:t>Lords</w:t>
-      </w:r>
-      <w:proofErr w:type="spellEnd"/>
-    </w:p>
-    <w:p>
-      <w:pPr>
-        <w:jc w:val="center"/>
-      </w:pPr>
-    </w:p>
-    <w:p>
-      <w:pPr>
-        <w:jc w:val="center"/>
-      </w:pPr>
-    </w:p>
-    <w:p>
-      <w:pPr>
-        <w:jc w:val="center"/>
-      </w:pPr>
-      <w:r>
-        <w:rPr>
-          <w:b w:val="0"/>
-          <w:bCs w:val="0"/>
-        </w:rPr>
-        <w:t>Isaac Sebastian Acurio Catota</w:t>
-      </w:r>
-    </w:p>
-    <w:p>
-      <w:pPr>
-        <w:jc w:val="center"/>
-      </w:pPr>
-      <w:r>
-        <w:rPr>
-          <w:b w:val="0"/>
-          <w:bCs w:val="0"/>
-        </w:rPr>
-        <w:t>Demian Rolando Armas Guaño</w:t>
-      </w:r>
-    </w:p>
-    <w:p>
-      <w:pPr>
-        <w:jc w:val="center"/>
-        <w:rPr>
-          <w:b w:val="0"/>
-          <w:bCs w:val="0"/>
-          <w:lang w:val="es"/>
-        </w:rPr>
-      </w:pPr>
-      <w:r>
-        <w:rPr>
-          <w:b w:val="0"/>
-          <w:bCs w:val="0"/>
-          <w:lang w:val="es"/>
-        </w:rPr>
-        <w:t>Enrique Mateo Ayala Lagunas</w:t>
-      </w:r>
-    </w:p>
-    <w:p>
-      <w:pPr>
-        <w:jc w:val="center"/>
-        <w:rPr>
-          <w:color w:val="000000" w:themeColor="text1"/>
-          <w:lang w:val="es"/>
-        </w:rPr>
-      </w:pPr>
-    </w:p>
-    <w:p>
-      <w:pPr>
-        <w:jc w:val="center"/>
-        <w:rPr>
-          <w:color w:val="000000" w:themeColor="text1"/>
-          <w:lang w:val="es"/>
-        </w:rPr>
-      </w:pPr>
-    </w:p>
-    <w:p>
-      <w:pPr>
-        <w:jc w:val="center"/>
-      </w:pPr>
-      <w:r>
-        <w:rPr>
-          <w:color w:val="000000" w:themeColor="text1"/>
-        </w:rPr>
-        <w:t>University of the Armed Forces – ESPE</w:t>
-      </w:r>
-    </w:p>
-    <w:p>
-      <w:pPr>
-        <w:spacing w:line="278" w:lineRule="auto"/>
-        <w:jc w:val="center"/>
-      </w:pPr>
-      <w:r>
-        <w:rPr>
-          <w:color w:val="000000" w:themeColor="text1"/>
-          <w:lang w:val="es"/>
-        </w:rPr>
-        <w:t xml:space="preserve">NRC: 36862  </w:t>
-      </w:r>
-    </w:p>
-    <w:p>
-      <w:pPr>
-        <w:spacing w:line="278" w:lineRule="auto"/>
-        <w:jc w:val="center"/>
-      </w:pPr>
-      <w:r>
-        <w:rPr>
-          <w:color w:val="000000" w:themeColor="text1"/>
-        </w:rPr>
-        <w:t>Object Oriented Programming</w:t>
-      </w:r>
-    </w:p>
-    <w:p>
-      <w:pPr>
-        <w:jc w:val="center"/>
-      </w:pPr>
-      <w:r>
-        <w:rPr>
-          <w:color w:val="000000" w:themeColor="text1"/>
-        </w:rPr>
-        <w:t>Instructor: Edison Lascano</w:t>
-      </w:r>
-    </w:p>
-    <w:p>
-      <w:pPr>
-        <w:jc w:val="center"/>
-        <w:rPr>
-          <w:b w:val="0"/>
-          <w:bCs w:val="0"/>
-        </w:rPr>
-      </w:pPr>
-    </w:p>
-    <w:p>
-      <w:pPr>
-        <w:spacing w:line="278" w:lineRule="auto"/>
-        <w:jc w:val="center"/>
-        <w:rPr>
-          <w:lang w:val="es"/>
-        </w:rPr>
-      </w:pPr>
-    </w:p>
-    <w:p>
-      <w:pPr>
-        <w:jc w:val="center"/>
-        <w:rPr>
-          <w:b w:val="0"/>
-          <w:bCs w:val="0"/>
-        </w:rPr>
-      </w:pPr>
-    </w:p>
-    <w:p>
-      <w:pPr>
-        <w:jc w:val="center"/>
-        <w:rPr>
-          <w:b w:val="0"/>
-          <w:bCs w:val="0"/>
-        </w:rPr>
-      </w:pPr>
-    </w:p>
-    <w:p>
-      <w:pPr>
-        <w:jc w:val="center"/>
-      </w:pPr>
-    </w:p>
-    <w:p>
-      <w:pPr>
-        <w:jc w:val="center"/>
-      </w:pPr>
-    </w:p>
-    <w:p>
-      <w:pPr>
-        <w:spacing w:line="278" w:lineRule="auto"/>
-        <w:jc w:val="center"/>
-      </w:pPr>
-      <w:r>
-        <w:rPr>
-          <w:color w:val="000000" w:themeColor="text1"/>
-          <w:lang w:val="es"/>
-        </w:rPr>
-        <w:t>October 7, 2026</w:t>
-      </w:r>
-    </w:p>
-    <w:p>
-      <w:pPr>
-        <w:spacing w:line="278" w:lineRule="auto"/>
-        <w:jc w:val="center"/>
-      </w:pPr>
-      <w:r>
-        <w:rPr>
-          <w:color w:val="000000" w:themeColor="text1"/>
-          <w:lang w:val="es"/>
-        </w:rPr>
-        <w:t>Quito – Ecuador</w:t>
-      </w:r>
-    </w:p>
-    <w:p>
-      <w:pPr>
-        <w:jc w:val="center"/>
-      </w:pPr>
-    </w:p>
-    <w:p>
-      <w:pPr>
-        <w:jc w:val="center"/>
-      </w:pPr>
-    </w:p>
-    <w:p>
-      <w:pPr>
-        <w:jc w:val="center"/>
-      </w:pPr>
-    </w:p>
-    <w:p>
-      <w:pPr>
-        <w:jc w:val="center"/>
-      </w:pPr>
-    </w:p>
-    <w:p>
-      <w:pPr>
-        <w:jc w:val="center"/>
-      </w:pPr>
-    </w:p>
-    <w:p>
-      <w:pPr>
-        <w:jc w:val="center"/>
-      </w:pPr>
-    </w:p>
-    <w:p>
-      <w:pPr>
-        <w:jc w:val="center"/>
-      </w:pPr>
-    </w:p>
-    <w:p>
-      <w:pPr>
-        <w:jc w:val="center"/>
-      </w:pPr>
-    </w:p>
-    <w:p>
-      <w:pPr>
-        <w:jc w:val="center"/>
-      </w:pPr>
-    </w:p>
-    <w:p>
-      <w:pPr>
-        <w:ind w:firstLine="708"/>
-      </w:pPr>
-      <w:r>
-        <w:t>Problem</w:t>
-      </w:r>
-    </w:p>
-    <w:p>
-      <w:pPr>
-        <w:ind w:firstLine="708"/>
-        <w:rPr>
-          <w:b w:val="0"/>
-          <w:bCs w:val="0"/>
-          <w:lang w:val="en-US"/>
-        </w:rPr>
-      </w:pPr>
-      <w:r>
-        <w:rPr>
-          <w:b w:val="0"/>
-          <w:bCs w:val="0"/>
-          <w:lang w:val="en-US"/>
-        </w:rPr>
-        <w:t xml:space="preserve">Currently, the liquor store manages its business manually, without a system that centralizes information. Inventory is controlled by direct observation, so the owner often finds out too late that a product has run out and cannot place orders on time. Credit sales, which are common during events or large purchases, have no organized record, making it hard to know who owes money, how much they owe, and whether they have already paid. Promotions and discounts are applied by hand, which causes charging errors and confusion about when each one ends. Since the business is run by the owner and a single employee, it is difficult to know who made each sale and how much each person sold, and there is no reliable cash closing that allows comparing sales with the money available. On top of this, supplier information and pending orders are not organized, and there is no easy way to identify the best-selling products in order to decide what to buy. These shortcomings lead to financial losses, errors, and wasted time that hold back the growth of the business. </w:t>
-      </w:r>
-    </w:p>
-    <w:p>
-      <w:r>
-        <w:t>Overview</w:t>
-      </w:r>
-    </w:p>
-    <w:p>
-      <w:pPr>
-        <w:rPr>
-          <w:b w:val="0"/>
-          <w:bCs w:val="0"/>
-        </w:rPr>
-      </w:pPr>
-      <w:r>
-        <w:rPr>
-          <w:b w:val="0"/>
-          <w:bCs w:val="0"/>
-        </w:rPr>
-        <w:t>As a direct response to the manual limitations and disorganization we currently face, this project arose from the need to regain control over our business. The primary goal of the System Liquor Store is to digitize all our daily operations, replacing our flawed manual methods with efficient, centralized business management.</w:t>
-      </w:r>
-    </w:p>
-    <w:p>
-      <w:pPr>
-        <w:spacing w:before="281" w:after="281"/>
-        <w:rPr>
-          <w:lang w:val="en-US"/>
-        </w:rPr>
-      </w:pPr>
-      <w:r>
-        <w:rPr>
-          <w:b w:val="0"/>
-          <w:bCs w:val="0"/>
-          <w:lang w:val="en-US"/>
-        </w:rPr>
-        <w:t>To solve our daily problems, the software will first provide a real-time view of our inventory to prevent stockouts of our best-selling bottles, while also automatically organizing supplier information and pending orders. Furthermore, it will feature a dedicated section for credit sales, allowing us to track exactly who owes money and who has already paid. To fix our cash closing issues, the system will distinguish between sales made by the owner and those made by the employee, ensuring an organized, reliable, and stress-free end-of-day reconciliation. Finally, by automatically applying promotions and discounts, we will eliminate the manual billing errors that have been affecting us. Ultimately, this system is the exact solution we need to overcome our current shortcomings, stop wasting time and money, and position our store for real growth.</w:t>
-      </w:r>
-      <w:r>
-        <w:br/>
-      </w:r>
-      <w:r>
-        <w:br/>
-      </w:r>
-      <w:r>
-        <w:tab/>
-      </w:r>
-    </w:p>
-    <w:p>
-      <w:pPr>
-        <w:ind w:firstLine="708"/>
-        <w:rPr>
-          <w:lang w:val="en-US"/>
-        </w:rPr>
-      </w:pPr>
-      <w:r>
-        <w:rPr>
-          <w:lang w:val="en-US"/>
-        </w:rPr>
-        <w:t>3. Background</w:t>
-      </w:r>
-    </w:p>
-    <w:p>
-      <w:pPr>
-        <w:spacing w:before="240" w:after="240"/>
-        <w:rPr>
-          <w:b w:val="0"/>
-          <w:bCs w:val="0"/>
-          <w:lang w:val="en-US"/>
-        </w:rPr>
-      </w:pPr>
-      <w:r>
-        <w:rPr>
-          <w:b w:val="0"/>
-          <w:bCs w:val="0"/>
-          <w:lang w:val="en-US"/>
-        </w:rPr>
-        <w:t xml:space="preserve">In a liquor store, daily operations require proper control of inventory, sales, customers, employees, suppliers, and payments. The sales process involves finding products quickly by name, category, or price, applying the correct promotions or discounts, verifying the customer's age, and recording who made each sale. At the same time, inventory must be monitored to identify products that are running low, while supplier information and pending </w:t>
-      </w:r>
-      <w:r>
-        <w:rPr>
-          <w:b w:val="0"/>
-          <w:bCs w:val="0"/>
-          <w:lang w:val="en-US"/>
-        </w:rPr>
-        <w:lastRenderedPageBreak/>
-        <w:t>purchase orders need to be organized to ensure that products can be restocked on time and the inventory remains updated after each delivery.</w:t>
-      </w:r>
-    </w:p>
-    <w:p>
-      <w:pPr>
-        <w:spacing w:before="240" w:after="240"/>
-        <w:rPr>
-          <w:b w:val="0"/>
-          <w:bCs w:val="0"/>
-          <w:lang w:val="en-US"/>
-        </w:rPr>
-      </w:pPr>
-      <w:r>
-        <w:rPr>
-          <w:b w:val="0"/>
-          <w:bCs w:val="0"/>
-          <w:lang w:val="en-US"/>
-        </w:rPr>
-        <w:t>The business also requires an organized way to manage credit sales, record customer payments, and perform an accurate cash closing at the end of each shift. Daily, weekly, and monthly sales reports, together with information about the best-selling products, can help the owner monitor the performance of the business and make better purchasing and restocking decisions. Therefore, the proposed system will centralize these activities, making daily operations more organized, reducing manual errors, and providing reliable information for better control of the liquor store.</w:t>
-      </w:r>
-    </w:p>
-    <w:p>
-      <w:pPr>
-        <w:spacing w:before="240" w:after="240"/>
-        <w:rPr>
-          <w:b w:val="0"/>
-          <w:bCs w:val="0"/>
-          <w:lang w:val="en-US"/>
-        </w:rPr>
-      </w:pPr>
-    </w:p>
-    <w:p>
-      <w:pPr>
-        <w:rPr>
-          <w:b w:val="0"/>
-          <w:bCs w:val="0"/>
           <w:lang w:val="en-US"/>
         </w:rPr>
       </w:pPr>
     </w:p>
     <w:sectPr>
+      <w:headerReference w:type="default" r:id="rId7"/>
+      <w:headerReference w:type="first" r:id="rId8"/>
       <w:pgSz w:w="11906" w:h="16838"/>
       <w:pgMar w:top="1440" w:right="1440" w:bottom="1440" w:left="1440" w:header="720" w:footer="720" w:gutter="0"/>
       <w:cols w:space="720"/>
+      <w:titlePg/>
       <w:docGrid w:linePitch="360"/>
     </w:sectPr>
   </w:body>
 </w:document>
+</file>
+
+<file path=word/endnotes.xml><?xml version="1.0" encoding="utf-8"?>
+<w:endnotes xmlns:wpc="http://schemas.microsoft.com/office/word/2010/wordprocessingCanvas" xmlns:cx="http://schemas.microsoft.com/office/drawing/2014/chartex" xmlns:cx1="http://schemas.microsoft.com/office/drawing/2015/9/8/chartex" xmlns:cx2="http://schemas.microsoft.com/office/drawing/2015/10/21/chartex" xmlns:cx3="http://schemas.microsoft.com/office/drawing/2016/5/9/chartex" xmlns:cx4="http://schemas.microsoft.com/office/drawing/2016/5/10/chartex" xmlns:cx5="http://schemas.microsoft.com/office/drawing/2016/5/11/chartex" xmlns:cx6="http://schemas.microsoft.com/office/drawing/2016/5/12/chartex" xmlns:cx7="http://schemas.microsoft.com/office/drawing/2016/5/13/chartex" xmlns:cx8="http://schemas.microsoft.com/office/drawing/2016/5/14/chartex" xmlns:mc="http://schemas.openxmlformats.org/markup-compatibility/2006" xmlns:aink="http://schemas.microsoft.com/office/drawing/2016/ink" xmlns:am3d="http://schemas.microsoft.com/office/drawing/2017/model3d" xmlns:o="urn:schemas-microsoft-com:office:office" xmlns:r="http://schemas.openxmlformats.org/officeDocument/2006/relationships" xmlns:m="http://schemas.openxmlformats.org/officeDocument/2006/math" xmlns:v="urn:schemas-microsoft-com:vml" xmlns:wp14="http://schemas.microsoft.com/office/word/2010/wordprocessingDrawing" xmlns:wp="http://schemas.openxmlformats.org/drawingml/2006/wordprocessingDrawing" xmlns:w10="urn:schemas-microsoft-com:office:word" xmlns:w="http://schemas.openxmlformats.org/wordprocessingml/2006/main" xmlns:w14="http://schemas.microsoft.com/office/word/2010/wordml" xmlns:w15="http://schemas.microsoft.com/office/word/2012/wordml" xmlns:w16cex="http://schemas.microsoft.com/office/word/2018/wordml/cex" xmlns:w16cid="http://schemas.microsoft.com/office/word/2016/wordml/cid" xmlns:w16="http://schemas.microsoft.com/office/word/2018/wordml" xmlns:w16se="http://schemas.microsoft.com/office/word/2015/wordml/symex" xmlns:wpg="http://schemas.microsoft.com/office/word/2010/wordprocessingGroup" xmlns:wpi="http://schemas.microsoft.com/office/word/2010/wordprocessingInk" xmlns:wne="http://schemas.microsoft.com/office/word/2006/wordml" xmlns:wps="http://schemas.microsoft.com/office/word/2010/wordprocessingShape" mc:Ignorable="w14 w15 w16se w16cid w16 w16cex wp14">
+  <w:endnote w:type="separator" w:id="-1">
+    <w:p>
+      <w:pPr>
+        <w:spacing w:after="0" w:line="240" w:lineRule="auto"/>
+      </w:pPr>
+      <w:r>
+        <w:separator/>
+      </w:r>
+    </w:p>
+  </w:endnote>
+  <w:endnote w:type="continuationSeparator" w:id="0">
+    <w:p>
+      <w:pPr>
+        <w:spacing w:after="0" w:line="240" w:lineRule="auto"/>
+      </w:pPr>
+      <w:r>
+        <w:continuationSeparator/>
+      </w:r>
+    </w:p>
+  </w:endnote>
+</w:endnotes>
+</file>
+
+<file path=word/footnotes.xml><?xml version="1.0" encoding="utf-8"?>
+<w:footnotes xmlns:wpc="http://schemas.microsoft.com/office/word/2010/wordprocessingCanvas" xmlns:cx="http://schemas.microsoft.com/office/drawing/2014/chartex" xmlns:cx1="http://schemas.microsoft.com/office/drawing/2015/9/8/chartex" xmlns:cx2="http://schemas.microsoft.com/office/drawing/2015/10/21/chartex" xmlns:cx3="http://schemas.microsoft.com/office/drawing/2016/5/9/chartex" xmlns:cx4="http://schemas.microsoft.com/office/drawing/2016/5/10/chartex" xmlns:cx5="http://schemas.microsoft.com/office/drawing/2016/5/11/chartex" xmlns:cx6="http://schemas.microsoft.com/office/drawing/2016/5/12/chartex" xmlns:cx7="http://schemas.microsoft.com/office/drawing/2016/5/13/chartex" xmlns:cx8="http://schemas.microsoft.com/office/drawing/2016/5/14/chartex" xmlns:mc="http://schemas.openxmlformats.org/markup-compatibility/2006" xmlns:aink="http://schemas.microsoft.com/office/drawing/2016/ink" xmlns:am3d="http://schemas.microsoft.com/office/drawing/2017/model3d" xmlns:o="urn:schemas-microsoft-com:office:office" xmlns:r="http://schemas.openxmlformats.org/officeDocument/2006/relationships" xmlns:m="http://schemas.openxmlformats.org/officeDocument/2006/math" xmlns:v="urn:schemas-microsoft-com:vml" xmlns:wp14="http://schemas.microsoft.com/office/word/2010/wordprocessingDrawing" xmlns:wp="http://schemas.openxmlformats.org/drawingml/2006/wordprocessingDrawing" xmlns:w10="urn:schemas-microsoft-com:office:word" xmlns:w="http://schemas.openxmlformats.org/wordprocessingml/2006/main" xmlns:w14="http://schemas.microsoft.com/office/word/2010/wordml" xmlns:w15="http://schemas.microsoft.com/office/word/2012/wordml" xmlns:w16cex="http://schemas.microsoft.com/office/word/2018/wordml/cex" xmlns:w16cid="http://schemas.microsoft.com/office/word/2016/wordml/cid" xmlns:w16="http://schemas.microsoft.com/office/word/2018/wordml" xmlns:w16se="http://schemas.microsoft.com/office/word/2015/wordml/symex" xmlns:wpg="http://schemas.microsoft.com/office/word/2010/wordprocessingGroup" xmlns:wpi="http://schemas.microsoft.com/office/word/2010/wordprocessingInk" xmlns:wne="http://schemas.microsoft.com/office/word/2006/wordml" xmlns:wps="http://schemas.microsoft.com/office/word/2010/wordprocessingShape" mc:Ignorable="w14 w15 w16se w16cid w16 w16cex wp14">
+  <w:footnote w:type="separator" w:id="-1">
+    <w:p>
+      <w:pPr>
+        <w:spacing w:after="0" w:line="240" w:lineRule="auto"/>
+      </w:pPr>
+      <w:r>
+        <w:separator/>
+      </w:r>
+    </w:p>
+  </w:footnote>
+  <w:footnote w:type="continuationSeparator" w:id="0">
+    <w:p>
+      <w:pPr>
+        <w:spacing w:after="0" w:line="240" w:lineRule="auto"/>
+      </w:pPr>
+      <w:r>
+        <w:continuationSeparator/>
+      </w:r>
+    </w:p>
+  </w:footnote>
+</w:footnotes>
+</file>
+
+<file path=word/header1.xml><?xml version="1.0" encoding="utf-8"?>
+<w:hdr xmlns:wpc="http://schemas.microsoft.com/office/word/2010/wordprocessingCanvas" xmlns:cx="http://schemas.microsoft.com/office/drawing/2014/chartex" xmlns:cx1="http://schemas.microsoft.com/office/drawing/2015/9/8/chartex" xmlns:cx2="http://schemas.microsoft.com/office/drawing/2015/10/21/chartex" xmlns:cx3="http://schemas.microsoft.com/office/drawing/2016/5/9/chartex" xmlns:cx4="http://schemas.microsoft.com/office/drawing/2016/5/10/chartex" xmlns:cx5="http://schemas.microsoft.com/office/drawing/2016/5/11/chartex" xmlns:cx6="http://schemas.microsoft.com/office/drawing/2016/5/12/chartex" xmlns:cx7="http://schemas.microsoft.com/office/drawing/2016/5/13/chartex" xmlns:cx8="http://schemas.microsoft.com/office/drawing/2016/5/14/chartex" xmlns:mc="http://schemas.openxmlformats.org/markup-compatibility/2006" xmlns:aink="http://schemas.microsoft.com/office/drawing/2016/ink" xmlns:am3d="http://schemas.microsoft.com/office/drawing/2017/model3d" xmlns:o="urn:schemas-microsoft-com:office:office" xmlns:r="http://schemas.openxmlformats.org/officeDocument/2006/relationships" xmlns:m="http://schemas.openxmlformats.org/officeDocument/2006/math" xmlns:v="urn:schemas-microsoft-com:vml" xmlns:wp14="http://schemas.microsoft.com/office/word/2010/wordprocessingDrawing" xmlns:wp="http://schemas.openxmlformats.org/drawingml/2006/wordprocessingDrawing" xmlns:w10="urn:schemas-microsoft-com:office:word" xmlns:w="http://schemas.openxmlformats.org/wordprocessingml/2006/main" xmlns:w14="http://schemas.microsoft.com/office/word/2010/wordml" xmlns:w15="http://schemas.microsoft.com/office/word/2012/wordml" xmlns:w16cex="http://schemas.microsoft.com/office/word/2018/wordml/cex" xmlns:w16cid="http://schemas.microsoft.com/office/word/2016/wordml/cid" xmlns:w16="http://schemas.microsoft.com/office/word/2018/wordml" xmlns:w16se="http://schemas.microsoft.com/office/word/2015/wordml/symex" xmlns:wpg="http://schemas.microsoft.com/office/word/2010/wordprocessingGroup" xmlns:wpi="http://schemas.microsoft.com/office/word/2010/wordprocessingInk" xmlns:wne="http://schemas.microsoft.com/office/word/2006/wordml" xmlns:wps="http://schemas.microsoft.com/office/word/2010/wordprocessingShape" mc:Ignorable="w14 w15 w16se w16cid w16 w16cex wp14">
+  <w:p>
+    <w:pPr>
+      <w:pStyle w:val="Encabezado"/>
+      <w:jc w:val="center"/>
+    </w:pPr>
+  </w:p>
+</w:hdr>
+</file>
+
+<file path=word/header2.xml><?xml version="1.0" encoding="utf-8"?>
+<w:hdr xmlns:wpc="http://schemas.microsoft.com/office/word/2010/wordprocessingCanvas" xmlns:cx="http://schemas.microsoft.com/office/drawing/2014/chartex" xmlns:cx1="http://schemas.microsoft.com/office/drawing/2015/9/8/chartex" xmlns:cx2="http://schemas.microsoft.com/office/drawing/2015/10/21/chartex" xmlns:cx3="http://schemas.microsoft.com/office/drawing/2016/5/9/chartex" xmlns:cx4="http://schemas.microsoft.com/office/drawing/2016/5/10/chartex" xmlns:cx5="http://schemas.microsoft.com/office/drawing/2016/5/11/chartex" xmlns:cx6="http://schemas.microsoft.com/office/drawing/2016/5/12/chartex" xmlns:cx7="http://schemas.microsoft.com/office/drawing/2016/5/13/chartex" xmlns:cx8="http://schemas.microsoft.com/office/drawing/2016/5/14/chartex" xmlns:mc="http://schemas.openxmlformats.org/markup-compatibility/2006" xmlns:aink="http://schemas.microsoft.com/office/drawing/2016/ink" xmlns:am3d="http://schemas.microsoft.com/office/drawing/2017/model3d" xmlns:o="urn:schemas-microsoft-com:office:office" xmlns:r="http://schemas.openxmlformats.org/officeDocument/2006/relationships" xmlns:m="http://schemas.openxmlformats.org/officeDocument/2006/math" xmlns:v="urn:schemas-microsoft-com:vml" xmlns:wp14="http://schemas.microsoft.com/office/word/2010/wordprocessingDrawing" xmlns:wp="http://schemas.openxmlformats.org/drawingml/2006/wordprocessingDrawing" xmlns:w10="urn:schemas-microsoft-com:office:word" xmlns:w="http://schemas.openxmlformats.org/wordprocessingml/2006/main" xmlns:w14="http://schemas.microsoft.com/office/word/2010/wordml" xmlns:w15="http://schemas.microsoft.com/office/word/2012/wordml" xmlns:w16cex="http://schemas.microsoft.com/office/word/2018/wordml/cex" xmlns:w16cid="http://schemas.microsoft.com/office/word/2016/wordml/cid" xmlns:w16="http://schemas.microsoft.com/office/word/2018/wordml" xmlns:w16se="http://schemas.microsoft.com/office/word/2015/wordml/symex" xmlns:wpg="http://schemas.microsoft.com/office/word/2010/wordprocessingGroup" xmlns:wpi="http://schemas.microsoft.com/office/word/2010/wordprocessingInk" xmlns:wne="http://schemas.microsoft.com/office/word/2006/wordml" xmlns:wps="http://schemas.microsoft.com/office/word/2010/wordprocessingShape" mc:Ignorable="w14 w15 w16se w16cid w16 w16cex wp14">
+  <w:p>
+    <w:pPr>
+      <w:pStyle w:val="Encabezado"/>
+    </w:pPr>
+    <w:r>
+      <w:rPr>
+        <w:noProof/>
+        <w:sz w:val="50"/>
+        <w:szCs w:val="50"/>
+      </w:rPr>
+      <w:drawing>
+        <wp:anchor distT="0" distB="0" distL="114300" distR="114300" simplePos="0" relativeHeight="251659264" behindDoc="0" locked="0" layoutInCell="1" allowOverlap="1" wp14:anchorId="53B78743" wp14:editId="631FAA47">
+          <wp:simplePos x="0" y="0"/>
+          <wp:positionH relativeFrom="margin">
+            <wp:align>center</wp:align>
+          </wp:positionH>
+          <wp:positionV relativeFrom="paragraph">
+            <wp:posOffset>-175260</wp:posOffset>
+          </wp:positionV>
+          <wp:extent cx="3009900" cy="632460"/>
+          <wp:effectExtent l="0" t="0" r="0" b="0"/>
+          <wp:wrapNone/>
+          <wp:docPr id="2" name="image1.png"/>
+          <wp:cNvGraphicFramePr/>
+          <a:graphic xmlns:a="http://schemas.openxmlformats.org/drawingml/2006/main">
+            <a:graphicData uri="http://schemas.openxmlformats.org/drawingml/2006/picture">
+              <pic:pic xmlns:pic="http://schemas.openxmlformats.org/drawingml/2006/picture">
+                <pic:nvPicPr>
+                  <pic:cNvPr id="0" name="image1.png"/>
+                  <pic:cNvPicPr preferRelativeResize="0"/>
+                </pic:nvPicPr>
+                <pic:blipFill>
+                  <a:blip r:embed="rId1">
+                    <a:extLst>
+                      <a:ext uri="{28A0092B-C50C-407E-A947-70E740481C1C}">
+                        <a14:useLocalDpi xmlns:a14="http://schemas.microsoft.com/office/drawing/2010/main" val="0"/>
+                      </a:ext>
+                    </a:extLst>
+                  </a:blip>
+                  <a:srcRect/>
+                  <a:stretch>
+                    <a:fillRect/>
+                  </a:stretch>
+                </pic:blipFill>
+                <pic:spPr>
+                  <a:xfrm>
+                    <a:off x="0" y="0"/>
+                    <a:ext cx="3009900" cy="632460"/>
+                  </a:xfrm>
+                  <a:prstGeom prst="rect">
+                    <a:avLst/>
+                  </a:prstGeom>
+                  <a:ln/>
+                </pic:spPr>
+              </pic:pic>
+            </a:graphicData>
+          </a:graphic>
+        </wp:anchor>
+      </w:drawing>
+    </w:r>
+  </w:p>
+</w:hdr>
 </file>
 
 <file path=word/styles.xml><?xml version="1.0" encoding="utf-8"?>
@@ -598,6 +916,7 @@
     <w:lsdException w:name="HTML Sample" w:semiHidden="1" w:unhideWhenUsed="1"/>
     <w:lsdException w:name="HTML Typewriter" w:semiHidden="1" w:unhideWhenUsed="1"/>
     <w:lsdException w:name="HTML Variable" w:semiHidden="1" w:unhideWhenUsed="1"/>
+    <w:lsdException w:name="Normal Table" w:semiHidden="1" w:unhideWhenUsed="1"/>
     <w:lsdException w:name="annotation subject" w:semiHidden="1" w:unhideWhenUsed="1"/>
     <w:lsdException w:name="No List" w:semiHidden="1" w:unhideWhenUsed="1"/>
     <w:lsdException w:name="Outline List 1" w:semiHidden="1" w:unhideWhenUsed="1"/>
@@ -640,8 +959,11 @@
     <w:lsdException w:name="Table Contemporary" w:semiHidden="1" w:unhideWhenUsed="1"/>
     <w:lsdException w:name="Table Elegant" w:semiHidden="1" w:unhideWhenUsed="1"/>
     <w:lsdException w:name="Table Professional" w:semiHidden="1" w:unhideWhenUsed="1"/>
+    <w:lsdException w:name="Table Subtle 1" w:semiHidden="1" w:unhideWhenUsed="1"/>
     <w:lsdException w:name="Table Subtle 2" w:semiHidden="1" w:unhideWhenUsed="1"/>
     <w:lsdException w:name="Table Web 1" w:semiHidden="1" w:unhideWhenUsed="1"/>
+    <w:lsdException w:name="Table Web 2" w:semiHidden="1" w:unhideWhenUsed="1"/>
+    <w:lsdException w:name="Table Web 3" w:semiHidden="1" w:unhideWhenUsed="1"/>
     <w:lsdException w:name="Balloon Text" w:semiHidden="1" w:unhideWhenUsed="1"/>
     <w:lsdException w:name="Table Grid" w:uiPriority="39"/>
     <w:lsdException w:name="Table Theme" w:semiHidden="1" w:unhideWhenUsed="1"/>
@@ -876,6 +1198,29 @@
       <w:bCs/>
     </w:rPr>
   </w:style>
+  <w:style w:type="paragraph" w:styleId="Ttulo2">
+    <w:name w:val="heading 2"/>
+    <w:basedOn w:val="Normal"/>
+    <w:next w:val="Normal"/>
+    <w:link w:val="Ttulo2Car"/>
+    <w:uiPriority w:val="9"/>
+    <w:semiHidden/>
+    <w:unhideWhenUsed/>
+    <w:qFormat/>
+    <w:rsid w:val="00951DC6"/>
+    <w:pPr>
+      <w:keepNext/>
+      <w:keepLines/>
+      <w:spacing w:before="40" w:after="0"/>
+      <w:outlineLvl w:val="1"/>
+    </w:pPr>
+    <w:rPr>
+      <w:rFonts w:asciiTheme="majorHAnsi" w:eastAsiaTheme="majorEastAsia" w:hAnsiTheme="majorHAnsi" w:cstheme="majorBidi"/>
+      <w:color w:val="0F4761" w:themeColor="accent1" w:themeShade="BF"/>
+      <w:sz w:val="26"/>
+      <w:szCs w:val="26"/>
+    </w:rPr>
+  </w:style>
   <w:style w:type="paragraph" w:styleId="Ttulo3">
     <w:name w:val="heading 3"/>
     <w:basedOn w:val="Normal"/>
@@ -923,6 +1268,91 @@
     <w:uiPriority w:val="99"/>
     <w:semiHidden/>
     <w:unhideWhenUsed/>
+  </w:style>
+  <w:style w:type="paragraph" w:styleId="NormalWeb">
+    <w:name w:val="Normal (Web)"/>
+    <w:basedOn w:val="Normal"/>
+    <w:uiPriority w:val="99"/>
+    <w:unhideWhenUsed/>
+    <w:rsid w:val="00F62CEA"/>
+    <w:pPr>
+      <w:spacing w:before="100" w:beforeAutospacing="1" w:after="100" w:afterAutospacing="1" w:line="240" w:lineRule="auto"/>
+    </w:pPr>
+    <w:rPr>
+      <w:b w:val="0"/>
+      <w:bCs w:val="0"/>
+      <w:lang w:val="es-EC" w:eastAsia="es-EC"/>
+    </w:rPr>
+  </w:style>
+  <w:style w:type="character" w:customStyle="1" w:styleId="Ttulo2Car">
+    <w:name w:val="Título 2 Car"/>
+    <w:basedOn w:val="Fuentedeprrafopredeter"/>
+    <w:link w:val="Ttulo2"/>
+    <w:uiPriority w:val="9"/>
+    <w:semiHidden/>
+    <w:rsid w:val="00951DC6"/>
+    <w:rPr>
+      <w:rFonts w:asciiTheme="majorHAnsi" w:eastAsiaTheme="majorEastAsia" w:hAnsiTheme="majorHAnsi" w:cstheme="majorBidi"/>
+      <w:b/>
+      <w:bCs/>
+      <w:color w:val="0F4761" w:themeColor="accent1" w:themeShade="BF"/>
+      <w:sz w:val="26"/>
+      <w:szCs w:val="26"/>
+    </w:rPr>
+  </w:style>
+  <w:style w:type="paragraph" w:styleId="Encabezado">
+    <w:name w:val="header"/>
+    <w:basedOn w:val="Normal"/>
+    <w:link w:val="EncabezadoCar"/>
+    <w:uiPriority w:val="99"/>
+    <w:unhideWhenUsed/>
+    <w:rsid w:val="005D059C"/>
+    <w:pPr>
+      <w:tabs>
+        <w:tab w:val="center" w:pos="4252"/>
+        <w:tab w:val="right" w:pos="8504"/>
+      </w:tabs>
+      <w:spacing w:after="0" w:line="240" w:lineRule="auto"/>
+    </w:pPr>
+  </w:style>
+  <w:style w:type="character" w:customStyle="1" w:styleId="EncabezadoCar">
+    <w:name w:val="Encabezado Car"/>
+    <w:basedOn w:val="Fuentedeprrafopredeter"/>
+    <w:link w:val="Encabezado"/>
+    <w:uiPriority w:val="99"/>
+    <w:rsid w:val="005D059C"/>
+    <w:rPr>
+      <w:rFonts w:ascii="Times New Roman" w:eastAsia="Times New Roman" w:hAnsi="Times New Roman" w:cs="Times New Roman"/>
+      <w:b/>
+      <w:bCs/>
+    </w:rPr>
+  </w:style>
+  <w:style w:type="paragraph" w:styleId="Piedepgina">
+    <w:name w:val="footer"/>
+    <w:basedOn w:val="Normal"/>
+    <w:link w:val="PiedepginaCar"/>
+    <w:uiPriority w:val="99"/>
+    <w:unhideWhenUsed/>
+    <w:rsid w:val="005D059C"/>
+    <w:pPr>
+      <w:tabs>
+        <w:tab w:val="center" w:pos="4252"/>
+        <w:tab w:val="right" w:pos="8504"/>
+      </w:tabs>
+      <w:spacing w:after="0" w:line="240" w:lineRule="auto"/>
+    </w:pPr>
+  </w:style>
+  <w:style w:type="character" w:customStyle="1" w:styleId="PiedepginaCar">
+    <w:name w:val="Pie de página Car"/>
+    <w:basedOn w:val="Fuentedeprrafopredeter"/>
+    <w:link w:val="Piedepgina"/>
+    <w:uiPriority w:val="99"/>
+    <w:rsid w:val="005D059C"/>
+    <w:rPr>
+      <w:rFonts w:ascii="Times New Roman" w:eastAsia="Times New Roman" w:hAnsi="Times New Roman" w:cs="Times New Roman"/>
+      <w:b/>
+      <w:bCs/>
+    </w:rPr>
   </w:style>
 </w:styles>
 </file>
